--- a/templates/шаблон_протокола_гос_экз_тест.docx
+++ b/templates/шаблон_протокола_гос_экз_тест.docx
@@ -197,6 +197,14 @@
         <w:rPr>
           <w:rFonts w:ascii="Times New Roman" w:hAnsi="Times New Roman"/>
           <w:b/>
+          <w:noProof/>
+        </w:rPr>
+        <w:t xml:space="preserve"> </w:t>
+      </w:r>
+      <w:r>
+        <w:rPr>
+          <w:rFonts w:ascii="Times New Roman" w:hAnsi="Times New Roman"/>
+          <w:b/>
           <w:szCs w:val="28"/>
         </w:rPr>
         <w:t>{{</w:t>
@@ -312,13 +320,28 @@
       <w:pPr>
         <w:tabs>
           <w:tab w:val="left" w:pos="3140"/>
+          <w:tab w:val="center" w:pos="4960"/>
+          <w:tab w:val="left" w:pos="6023"/>
         </w:tabs>
-        <w:jc w:val="center"/>
-        <w:rPr>
-          <w:rFonts w:ascii="Times New Roman" w:hAnsi="Times New Roman"/>
-          <w:szCs w:val="28"/>
-        </w:rPr>
-      </w:pPr>
+        <w:rPr>
+          <w:rFonts w:ascii="Times New Roman" w:hAnsi="Times New Roman"/>
+          <w:szCs w:val="28"/>
+        </w:rPr>
+      </w:pPr>
+      <w:r>
+        <w:rPr>
+          <w:rFonts w:ascii="Times New Roman" w:hAnsi="Times New Roman"/>
+          <w:szCs w:val="28"/>
+        </w:rPr>
+        <w:tab/>
+      </w:r>
+      <w:r>
+        <w:rPr>
+          <w:rFonts w:ascii="Times New Roman" w:hAnsi="Times New Roman"/>
+          <w:szCs w:val="28"/>
+        </w:rPr>
+        <w:tab/>
+      </w:r>
       <w:r>
         <w:rPr>
           <w:rFonts w:ascii="Times New Roman" w:hAnsi="Times New Roman"/>
@@ -347,6 +370,13 @@
           <w:szCs w:val="28"/>
         </w:rPr>
         <w:t>.</w:t>
+      </w:r>
+      <w:r>
+        <w:rPr>
+          <w:rFonts w:ascii="Times New Roman" w:hAnsi="Times New Roman"/>
+          <w:szCs w:val="28"/>
+        </w:rPr>
+        <w:tab/>
       </w:r>
     </w:p>
     <w:p>
@@ -862,6 +892,44 @@
           <w:szCs w:val="28"/>
         </w:rPr>
       </w:pPr>
+      <w:r>
+        <w:rPr>
+          <w:rFonts w:ascii="Times New Roman" w:hAnsi="Times New Roman"/>
+          <w:szCs w:val="28"/>
+        </w:rPr>
+        <w:t xml:space="preserve">Состав ГЭК утвержден приказом от </w:t>
+      </w:r>
+      <w:r>
+        <w:rPr>
+          <w:rFonts w:ascii="Times New Roman" w:hAnsi="Times New Roman"/>
+          <w:szCs w:val="28"/>
+        </w:rPr>
+        <w:t>{{</w:t>
+      </w:r>
+      <w:proofErr w:type="spellStart"/>
+      <w:r>
+        <w:rPr>
+          <w:rFonts w:ascii="Times New Roman" w:hAnsi="Times New Roman"/>
+          <w:szCs w:val="28"/>
+          <w:lang w:val="en-US"/>
+        </w:rPr>
+        <w:t>dategek</w:t>
+      </w:r>
+      <w:proofErr w:type="spellEnd"/>
+      <w:r>
+        <w:rPr>
+          <w:rFonts w:ascii="Times New Roman" w:hAnsi="Times New Roman"/>
+          <w:szCs w:val="28"/>
+        </w:rPr>
+        <w:t>}}</w:t>
+      </w:r>
+      <w:r>
+        <w:rPr>
+          <w:rFonts w:ascii="Times New Roman" w:hAnsi="Times New Roman"/>
+          <w:szCs w:val="28"/>
+        </w:rPr>
+        <w:t>.</w:t>
+      </w:r>
     </w:p>
     <w:p>
       <w:pPr>
@@ -874,21 +942,24 @@
           <w:szCs w:val="28"/>
         </w:rPr>
       </w:pPr>
-      <w:r>
-        <w:rPr>
-          <w:rFonts w:ascii="Times New Roman" w:hAnsi="Times New Roman"/>
-          <w:szCs w:val="28"/>
-        </w:rPr>
-        <w:t>С</w:t>
-      </w:r>
-      <w:bookmarkStart w:id="0" w:name="_GoBack"/>
-      <w:bookmarkEnd w:id="0"/>
-      <w:r>
-        <w:rPr>
-          <w:rFonts w:ascii="Times New Roman" w:hAnsi="Times New Roman"/>
-          <w:szCs w:val="28"/>
-        </w:rPr>
-        <w:t xml:space="preserve">остав ГЭК утвержден приказом от </w:t>
+    </w:p>
+    <w:p>
+      <w:pPr>
+        <w:tabs>
+          <w:tab w:val="left" w:pos="1560"/>
+        </w:tabs>
+        <w:jc w:val="both"/>
+        <w:rPr>
+          <w:rFonts w:ascii="Times New Roman" w:hAnsi="Times New Roman"/>
+          <w:szCs w:val="28"/>
+        </w:rPr>
+      </w:pPr>
+      <w:r>
+        <w:rPr>
+          <w:rFonts w:ascii="Times New Roman" w:hAnsi="Times New Roman"/>
+          <w:szCs w:val="28"/>
+        </w:rPr>
+        <w:t xml:space="preserve">СЛУШАЛИ экзаменуемого обучающегося группы </w:t>
       </w:r>
       <w:r>
         <w:rPr>
@@ -897,29 +968,20 @@
         </w:rPr>
         <w:t>{{</w:t>
       </w:r>
-      <w:proofErr w:type="spellStart"/>
       <w:r>
         <w:rPr>
           <w:rFonts w:ascii="Times New Roman" w:hAnsi="Times New Roman"/>
           <w:szCs w:val="28"/>
           <w:lang w:val="en-US"/>
         </w:rPr>
-        <w:t>dategek</w:t>
-      </w:r>
-      <w:proofErr w:type="spellEnd"/>
+        <w:t>group</w:t>
+      </w:r>
       <w:r>
         <w:rPr>
           <w:rFonts w:ascii="Times New Roman" w:hAnsi="Times New Roman"/>
           <w:szCs w:val="28"/>
         </w:rPr>
         <w:t>}}</w:t>
-      </w:r>
-      <w:r>
-        <w:rPr>
-          <w:rFonts w:ascii="Times New Roman" w:hAnsi="Times New Roman"/>
-          <w:szCs w:val="28"/>
-        </w:rPr>
-        <w:t>.</w:t>
       </w:r>
     </w:p>
     <w:p>
@@ -933,6 +995,159 @@
           <w:szCs w:val="28"/>
         </w:rPr>
       </w:pPr>
+      <w:bookmarkStart w:id="0" w:name="_Hlk218903395"/>
+      <w:r>
+        <w:rPr>
+          <w:rFonts w:ascii="Times New Roman" w:hAnsi="Times New Roman"/>
+          <w:szCs w:val="28"/>
+        </w:rPr>
+        <w:t>{{</w:t>
+      </w:r>
+      <w:r>
+        <w:rPr>
+          <w:rFonts w:ascii="Times New Roman" w:hAnsi="Times New Roman"/>
+          <w:szCs w:val="28"/>
+          <w:lang w:val="en-US"/>
+        </w:rPr>
+        <w:t>initials</w:t>
+      </w:r>
+      <w:r>
+        <w:rPr>
+          <w:rFonts w:ascii="Times New Roman" w:hAnsi="Times New Roman"/>
+          <w:szCs w:val="28"/>
+        </w:rPr>
+        <w:t>_</w:t>
+      </w:r>
+      <w:r>
+        <w:rPr>
+          <w:rFonts w:ascii="Times New Roman" w:hAnsi="Times New Roman"/>
+          <w:szCs w:val="28"/>
+          <w:lang w:val="en-US"/>
+        </w:rPr>
+        <w:t>gen</w:t>
+      </w:r>
+      <w:r>
+        <w:rPr>
+          <w:rFonts w:ascii="Times New Roman" w:hAnsi="Times New Roman"/>
+          <w:szCs w:val="28"/>
+        </w:rPr>
+        <w:t>}}</w:t>
+      </w:r>
+    </w:p>
+    <w:bookmarkEnd w:id="0"/>
+    <w:p>
+      <w:pPr>
+        <w:tabs>
+          <w:tab w:val="left" w:pos="3140"/>
+        </w:tabs>
+        <w:jc w:val="both"/>
+        <w:rPr>
+          <w:rFonts w:ascii="Times New Roman" w:hAnsi="Times New Roman"/>
+          <w:szCs w:val="28"/>
+        </w:rPr>
+      </w:pPr>
+    </w:p>
+    <w:p>
+      <w:pPr>
+        <w:jc w:val="both"/>
+        <w:rPr>
+          <w:rFonts w:ascii="Times New Roman" w:hAnsi="Times New Roman"/>
+          <w:szCs w:val="28"/>
+        </w:rPr>
+      </w:pPr>
+      <w:bookmarkStart w:id="1" w:name="_Hlk125654434"/>
+      <w:r>
+        <w:rPr>
+          <w:rFonts w:ascii="Times New Roman" w:hAnsi="Times New Roman"/>
+          <w:noProof/>
+        </w:rPr>
+        <w:t>Характеристика ответов обучающегося на заданные вопросы</w:t>
+      </w:r>
+      <w:r>
+        <w:rPr>
+          <w:rFonts w:ascii="Times New Roman" w:hAnsi="Times New Roman"/>
+          <w:szCs w:val="28"/>
+        </w:rPr>
+        <w:t>:</w:t>
+      </w:r>
+      <w:r>
+        <w:rPr>
+          <w:rFonts w:ascii="Times New Roman" w:hAnsi="Times New Roman"/>
+          <w:szCs w:val="28"/>
+        </w:rPr>
+        <w:t xml:space="preserve"> </w:t>
+      </w:r>
+      <w:r>
+        <w:rPr>
+          <w:rFonts w:ascii="Times New Roman" w:hAnsi="Times New Roman"/>
+          <w:szCs w:val="28"/>
+        </w:rPr>
+        <w:t>{{</w:t>
+      </w:r>
+      <w:r>
+        <w:rPr>
+          <w:rFonts w:ascii="Times New Roman" w:hAnsi="Times New Roman"/>
+          <w:szCs w:val="28"/>
+          <w:lang w:val="en-US"/>
+        </w:rPr>
+        <w:t>property</w:t>
+      </w:r>
+      <w:r>
+        <w:rPr>
+          <w:rFonts w:ascii="Times New Roman" w:hAnsi="Times New Roman"/>
+          <w:szCs w:val="28"/>
+        </w:rPr>
+        <w:t>}}</w:t>
+      </w:r>
+      <w:r>
+        <w:rPr>
+          <w:rFonts w:ascii="Times New Roman" w:hAnsi="Times New Roman"/>
+          <w:szCs w:val="28"/>
+        </w:rPr>
+        <w:t>.</w:t>
+      </w:r>
+    </w:p>
+    <w:p>
+      <w:pPr>
+        <w:jc w:val="both"/>
+        <w:rPr>
+          <w:rFonts w:ascii="Times New Roman" w:hAnsi="Times New Roman"/>
+          <w:color w:val="000000" w:themeColor="text1"/>
+          <w:szCs w:val="28"/>
+        </w:rPr>
+      </w:pPr>
+    </w:p>
+    <w:p>
+      <w:pPr>
+        <w:tabs>
+          <w:tab w:val="left" w:pos="3140"/>
+        </w:tabs>
+        <w:jc w:val="both"/>
+        <w:rPr>
+          <w:rFonts w:ascii="Times New Roman" w:hAnsi="Times New Roman"/>
+          <w:szCs w:val="28"/>
+        </w:rPr>
+      </w:pPr>
+      <w:r>
+        <w:rPr>
+          <w:rFonts w:ascii="Times New Roman" w:hAnsi="Times New Roman"/>
+          <w:szCs w:val="28"/>
+        </w:rPr>
+        <w:t>ПОСТАНОВИЛИ:</w:t>
+      </w:r>
+    </w:p>
+    <w:p>
+      <w:pPr>
+        <w:tabs>
+          <w:tab w:val="left" w:pos="3140"/>
+        </w:tabs>
+        <w:jc w:val="both"/>
+        <w:rPr>
+          <w:rFonts w:ascii="Times New Roman" w:hAnsi="Times New Roman"/>
+          <w:szCs w:val="28"/>
+          <w:highlight w:val="yellow"/>
+        </w:rPr>
+      </w:pPr>
     </w:p>
     <w:p>
       <w:pPr>
@@ -950,31 +1165,157 @@
           <w:rFonts w:ascii="Times New Roman" w:hAnsi="Times New Roman"/>
           <w:szCs w:val="28"/>
         </w:rPr>
-        <w:t xml:space="preserve">СЛУШАЛИ экзаменуемого обучающегося группы </w:t>
-      </w:r>
-      <w:r>
-        <w:rPr>
-          <w:rFonts w:ascii="Times New Roman" w:hAnsi="Times New Roman"/>
+        <w:t xml:space="preserve">Обучающийся </w:t>
+      </w:r>
+      <w:r>
+        <w:rPr>
+          <w:rFonts w:ascii="Times New Roman" w:hAnsi="Times New Roman"/>
+          <w:snapToGrid w:val="0"/>
           <w:szCs w:val="28"/>
         </w:rPr>
         <w:t>{{</w:t>
       </w:r>
-      <w:r>
-        <w:rPr>
-          <w:rFonts w:ascii="Times New Roman" w:hAnsi="Times New Roman"/>
+      <w:bookmarkStart w:id="2" w:name="_GoBack"/>
+      <w:bookmarkEnd w:id="2"/>
+      <w:r>
+        <w:rPr>
+          <w:rFonts w:ascii="Times New Roman" w:hAnsi="Times New Roman"/>
+          <w:snapToGrid w:val="0"/>
           <w:szCs w:val="28"/>
           <w:lang w:val="en-US"/>
         </w:rPr>
-        <w:t>group</w:t>
-      </w:r>
-      <w:r>
-        <w:rPr>
-          <w:rFonts w:ascii="Times New Roman" w:hAnsi="Times New Roman"/>
+        <w:t>initials</w:t>
+      </w:r>
+      <w:r>
+        <w:rPr>
+          <w:rFonts w:ascii="Times New Roman" w:hAnsi="Times New Roman"/>
+          <w:snapToGrid w:val="0"/>
           <w:szCs w:val="28"/>
         </w:rPr>
         <w:t>}}</w:t>
       </w:r>
+      <w:r>
+        <w:rPr>
+          <w:rFonts w:ascii="Times New Roman" w:hAnsi="Times New Roman"/>
+          <w:szCs w:val="28"/>
+        </w:rPr>
+        <w:t xml:space="preserve"> </w:t>
+      </w:r>
+      <w:r>
+        <w:rPr>
+          <w:rFonts w:ascii="Times New Roman" w:hAnsi="Times New Roman"/>
+          <w:szCs w:val="28"/>
+        </w:rPr>
+        <w:t xml:space="preserve">освоил </w:t>
+      </w:r>
+      <w:r>
+        <w:rPr>
+          <w:rFonts w:ascii="Times New Roman" w:hAnsi="Times New Roman"/>
+          <w:szCs w:val="28"/>
+        </w:rPr>
+        <w:t xml:space="preserve">основную образовательную программу по направлению подготовки </w:t>
+      </w:r>
+      <w:r>
+        <w:rPr>
+          <w:rFonts w:ascii="Times New Roman" w:hAnsi="Times New Roman"/>
+          <w:szCs w:val="28"/>
+        </w:rPr>
+        <w:t>{{</w:t>
+      </w:r>
+      <w:r>
+        <w:rPr>
+          <w:rFonts w:ascii="Times New Roman" w:hAnsi="Times New Roman"/>
+          <w:szCs w:val="28"/>
+          <w:lang w:val="en-US"/>
+        </w:rPr>
+        <w:t>directio</w:t>
+      </w:r>
+      <w:r>
+        <w:rPr>
+          <w:rFonts w:ascii="Times New Roman" w:hAnsi="Times New Roman"/>
+          <w:szCs w:val="28"/>
+          <w:lang w:val="en-US"/>
+        </w:rPr>
+        <w:t>n</w:t>
+      </w:r>
+      <w:r>
+        <w:rPr>
+          <w:rFonts w:ascii="Times New Roman" w:hAnsi="Times New Roman"/>
+          <w:szCs w:val="28"/>
+        </w:rPr>
+        <w:t>}}</w:t>
+      </w:r>
+      <w:r>
+        <w:rPr>
+          <w:rFonts w:ascii="Times New Roman" w:hAnsi="Times New Roman"/>
+          <w:szCs w:val="28"/>
+        </w:rPr>
+        <w:t xml:space="preserve"> </w:t>
+      </w:r>
+      <w:r>
+        <w:rPr>
+          <w:rFonts w:ascii="Times New Roman" w:hAnsi="Times New Roman"/>
+          <w:szCs w:val="28"/>
+        </w:rPr>
+        <w:t xml:space="preserve">в соответствии с требованиями ФГОС и сдал государственный экзамен с оценкой </w:t>
+      </w:r>
+      <w:r>
+        <w:rPr>
+          <w:rFonts w:ascii="Times New Roman" w:hAnsi="Times New Roman"/>
+          <w:szCs w:val="28"/>
+        </w:rPr>
+        <w:t>{{</w:t>
+      </w:r>
+      <w:r>
+        <w:rPr>
+          <w:rFonts w:ascii="Times New Roman" w:hAnsi="Times New Roman"/>
+          <w:szCs w:val="28"/>
+          <w:lang w:val="en-US"/>
+        </w:rPr>
+        <w:t>mark</w:t>
+      </w:r>
+      <w:r>
+        <w:rPr>
+          <w:rFonts w:ascii="Times New Roman" w:hAnsi="Times New Roman"/>
+          <w:szCs w:val="28"/>
+        </w:rPr>
+        <w:t>}}</w:t>
+      </w:r>
+      <w:r>
+        <w:rPr>
+          <w:rFonts w:ascii="Times New Roman" w:hAnsi="Times New Roman"/>
+          <w:szCs w:val="28"/>
+        </w:rPr>
+        <w:t>.</w:t>
+      </w:r>
     </w:p>
+    <w:p>
+      <w:pPr>
+        <w:tabs>
+          <w:tab w:val="left" w:pos="1560"/>
+        </w:tabs>
+        <w:jc w:val="both"/>
+        <w:rPr>
+          <w:rFonts w:ascii="Times New Roman" w:hAnsi="Times New Roman"/>
+          <w:szCs w:val="28"/>
+          <w:highlight w:val="green"/>
+        </w:rPr>
+      </w:pPr>
+    </w:p>
+    <w:p>
+      <w:pPr>
+        <w:tabs>
+          <w:tab w:val="left" w:pos="1560"/>
+        </w:tabs>
+        <w:jc w:val="both"/>
+        <w:rPr>
+          <w:rFonts w:ascii="Times New Roman" w:hAnsi="Times New Roman"/>
+          <w:szCs w:val="28"/>
+          <w:highlight w:val="green"/>
+        </w:rPr>
+      </w:pPr>
+    </w:p>
+    <w:bookmarkEnd w:id="1"/>
     <w:p>
       <w:pPr>
         <w:tabs>
@@ -986,46 +1327,7 @@
           <w:szCs w:val="28"/>
         </w:rPr>
       </w:pPr>
-      <w:bookmarkStart w:id="1" w:name="_Hlk218903395"/>
-      <w:r>
-        <w:rPr>
-          <w:rFonts w:ascii="Times New Roman" w:hAnsi="Times New Roman"/>
-          <w:szCs w:val="28"/>
-        </w:rPr>
-        <w:t>{{</w:t>
-      </w:r>
-      <w:r>
-        <w:rPr>
-          <w:rFonts w:ascii="Times New Roman" w:hAnsi="Times New Roman"/>
-          <w:szCs w:val="28"/>
-          <w:lang w:val="en-US"/>
-        </w:rPr>
-        <w:t>initials</w:t>
-      </w:r>
-      <w:r>
-        <w:rPr>
-          <w:rFonts w:ascii="Times New Roman" w:hAnsi="Times New Roman"/>
-          <w:szCs w:val="28"/>
-        </w:rPr>
-        <w:t>_</w:t>
-      </w:r>
-      <w:r>
-        <w:rPr>
-          <w:rFonts w:ascii="Times New Roman" w:hAnsi="Times New Roman"/>
-          <w:szCs w:val="28"/>
-          <w:lang w:val="en-US"/>
-        </w:rPr>
-        <w:t>gen</w:t>
-      </w:r>
-      <w:r>
-        <w:rPr>
-          <w:rFonts w:ascii="Times New Roman" w:hAnsi="Times New Roman"/>
-          <w:szCs w:val="28"/>
-        </w:rPr>
-        <w:t>}}</w:t>
-      </w:r>
     </w:p>
-    <w:bookmarkEnd w:id="1"/>
     <w:p>
       <w:pPr>
         <w:tabs>
@@ -1037,38 +1339,31 @@
           <w:szCs w:val="28"/>
         </w:rPr>
       </w:pPr>
-    </w:p>
-    <w:p>
-      <w:pPr>
-        <w:jc w:val="both"/>
-        <w:rPr>
-          <w:rFonts w:ascii="Times New Roman" w:hAnsi="Times New Roman"/>
-          <w:color w:val="000000" w:themeColor="text1"/>
-          <w:szCs w:val="28"/>
-        </w:rPr>
-      </w:pPr>
-      <w:bookmarkStart w:id="2" w:name="_Hlk125654434"/>
-      <w:r>
-        <w:rPr>
-          <w:rFonts w:ascii="Times New Roman" w:hAnsi="Times New Roman"/>
-          <w:noProof/>
-        </w:rPr>
-        <w:t>Характеристика ответов обучающегося на заданные вопросы</w:t>
-      </w:r>
-      <w:r>
-        <w:rPr>
-          <w:rFonts w:ascii="Times New Roman" w:hAnsi="Times New Roman"/>
-          <w:szCs w:val="28"/>
-        </w:rPr>
-        <w:t>:</w:t>
-      </w:r>
-      <w:r>
-        <w:rPr>
-          <w:rFonts w:ascii="Times New Roman" w:hAnsi="Times New Roman"/>
-          <w:szCs w:val="28"/>
-        </w:rPr>
-        <w:t xml:space="preserve"> </w:t>
-      </w:r>
+      <w:r>
+        <w:rPr>
+          <w:rFonts w:ascii="Times New Roman" w:hAnsi="Times New Roman"/>
+          <w:szCs w:val="28"/>
+        </w:rPr>
+        <w:t>Председатель ГЭК</w:t>
+      </w:r>
+      <w:r>
+        <w:rPr>
+          <w:rFonts w:ascii="Times New Roman" w:hAnsi="Times New Roman"/>
+          <w:szCs w:val="28"/>
+        </w:rPr>
+        <w:tab/>
+      </w:r>
+      <w:bookmarkStart w:id="3" w:name="_Hlk219581863"/>
+      <w:bookmarkStart w:id="4" w:name="_Hlk219581840"/>
+      <w:r>
+        <w:rPr>
+          <w:rFonts w:ascii="Times New Roman" w:hAnsi="Times New Roman"/>
+          <w:szCs w:val="28"/>
+        </w:rPr>
+        <w:t>_________________</w:t>
+      </w:r>
+      <w:bookmarkEnd w:id="3"/>
+      <w:bookmarkEnd w:id="4"/>
       <w:r>
         <w:rPr>
           <w:rFonts w:ascii="Times New Roman" w:hAnsi="Times New Roman"/>
@@ -1082,7 +1377,29 @@
           <w:szCs w:val="28"/>
           <w:lang w:val="en-US"/>
         </w:rPr>
-        <w:t>property</w:t>
+        <w:t>chair</w:t>
+      </w:r>
+      <w:r>
+        <w:rPr>
+          <w:rFonts w:ascii="Times New Roman" w:hAnsi="Times New Roman"/>
+          <w:szCs w:val="28"/>
+          <w:lang w:val="en-US"/>
+        </w:rPr>
+        <w:t>man</w:t>
+      </w:r>
+      <w:r>
+        <w:rPr>
+          <w:rFonts w:ascii="Times New Roman" w:hAnsi="Times New Roman"/>
+          <w:szCs w:val="28"/>
+        </w:rPr>
+        <w:t>_</w:t>
+      </w:r>
+      <w:r>
+        <w:rPr>
+          <w:rFonts w:ascii="Times New Roman" w:hAnsi="Times New Roman"/>
+          <w:szCs w:val="28"/>
+        </w:rPr>
+        <w:t>1</w:t>
       </w:r>
       <w:r>
         <w:rPr>
@@ -1090,13 +1407,6 @@
           <w:szCs w:val="28"/>
         </w:rPr>
         <w:t>}}</w:t>
-      </w:r>
-      <w:r>
-        <w:rPr>
-          <w:rFonts w:ascii="Times New Roman" w:hAnsi="Times New Roman"/>
-          <w:szCs w:val="28"/>
-        </w:rPr>
-        <w:t>.</w:t>
       </w:r>
     </w:p>
     <w:p>
@@ -1110,13 +1420,6 @@
           <w:szCs w:val="28"/>
         </w:rPr>
       </w:pPr>
-      <w:r>
-        <w:rPr>
-          <w:rFonts w:ascii="Times New Roman" w:hAnsi="Times New Roman"/>
-          <w:szCs w:val="28"/>
-        </w:rPr>
-        <w:t>ПОСТАНОВИЛИ:</w:t>
-      </w:r>
     </w:p>
     <w:p>
       <w:pPr>
@@ -1127,150 +1430,9 @@
         <w:rPr>
           <w:rFonts w:ascii="Times New Roman" w:hAnsi="Times New Roman"/>
           <w:szCs w:val="28"/>
-          <w:highlight w:val="yellow"/>
         </w:rPr>
       </w:pPr>
     </w:p>
-    <w:p>
-      <w:pPr>
-        <w:tabs>
-          <w:tab w:val="left" w:pos="1560"/>
-        </w:tabs>
-        <w:jc w:val="both"/>
-        <w:rPr>
-          <w:rFonts w:ascii="Times New Roman" w:hAnsi="Times New Roman"/>
-          <w:szCs w:val="28"/>
-          <w:highlight w:val="green"/>
-        </w:rPr>
-      </w:pPr>
-      <w:r>
-        <w:rPr>
-          <w:rFonts w:ascii="Times New Roman" w:hAnsi="Times New Roman"/>
-          <w:szCs w:val="28"/>
-        </w:rPr>
-        <w:t xml:space="preserve">Обучающийся </w:t>
-      </w:r>
-      <w:r>
-        <w:rPr>
-          <w:rFonts w:ascii="Times New Roman" w:hAnsi="Times New Roman"/>
-          <w:snapToGrid w:val="0"/>
-          <w:szCs w:val="28"/>
-        </w:rPr>
-        <w:t>{{</w:t>
-      </w:r>
-      <w:r>
-        <w:rPr>
-          <w:rFonts w:ascii="Times New Roman" w:hAnsi="Times New Roman"/>
-          <w:snapToGrid w:val="0"/>
-          <w:szCs w:val="28"/>
-          <w:lang w:val="en-US"/>
-        </w:rPr>
-        <w:t>initials</w:t>
-      </w:r>
-      <w:r>
-        <w:rPr>
-          <w:rFonts w:ascii="Times New Roman" w:hAnsi="Times New Roman"/>
-          <w:snapToGrid w:val="0"/>
-          <w:szCs w:val="28"/>
-        </w:rPr>
-        <w:t>}}</w:t>
-      </w:r>
-      <w:r>
-        <w:rPr>
-          <w:rFonts w:ascii="Times New Roman" w:hAnsi="Times New Roman"/>
-          <w:szCs w:val="28"/>
-        </w:rPr>
-        <w:t xml:space="preserve"> </w:t>
-      </w:r>
-      <w:r>
-        <w:rPr>
-          <w:rFonts w:ascii="Times New Roman" w:hAnsi="Times New Roman"/>
-          <w:szCs w:val="28"/>
-        </w:rPr>
-        <w:t xml:space="preserve">освоил </w:t>
-      </w:r>
-      <w:r>
-        <w:rPr>
-          <w:rFonts w:ascii="Times New Roman" w:hAnsi="Times New Roman"/>
-          <w:szCs w:val="28"/>
-        </w:rPr>
-        <w:t xml:space="preserve">основную образовательную программу по направлению подготовки </w:t>
-      </w:r>
-      <w:r>
-        <w:rPr>
-          <w:rFonts w:ascii="Times New Roman" w:hAnsi="Times New Roman"/>
-          <w:szCs w:val="28"/>
-        </w:rPr>
-        <w:t>{{</w:t>
-      </w:r>
-      <w:r>
-        <w:rPr>
-          <w:rFonts w:ascii="Times New Roman" w:hAnsi="Times New Roman"/>
-          <w:szCs w:val="28"/>
-          <w:lang w:val="en-US"/>
-        </w:rPr>
-        <w:t>directio</w:t>
-      </w:r>
-      <w:r>
-        <w:rPr>
-          <w:rFonts w:ascii="Times New Roman" w:hAnsi="Times New Roman"/>
-          <w:szCs w:val="28"/>
-          <w:lang w:val="en-US"/>
-        </w:rPr>
-        <w:t>n</w:t>
-      </w:r>
-      <w:r>
-        <w:rPr>
-          <w:rFonts w:ascii="Times New Roman" w:hAnsi="Times New Roman"/>
-          <w:szCs w:val="28"/>
-        </w:rPr>
-        <w:t>}}</w:t>
-      </w:r>
-      <w:r>
-        <w:rPr>
-          <w:rFonts w:ascii="Times New Roman" w:hAnsi="Times New Roman"/>
-          <w:szCs w:val="28"/>
-        </w:rPr>
-        <w:t xml:space="preserve"> </w:t>
-      </w:r>
-      <w:r>
-        <w:rPr>
-          <w:rFonts w:ascii="Times New Roman" w:hAnsi="Times New Roman"/>
-          <w:szCs w:val="28"/>
-        </w:rPr>
-        <w:t xml:space="preserve">в соответствии с требованиями ФГОС и сдал государственный экзамен с оценкой </w:t>
-      </w:r>
-      <w:r>
-        <w:rPr>
-          <w:rFonts w:ascii="Times New Roman" w:hAnsi="Times New Roman"/>
-          <w:szCs w:val="28"/>
-        </w:rPr>
-        <w:t>{{</w:t>
-      </w:r>
-      <w:r>
-        <w:rPr>
-          <w:rFonts w:ascii="Times New Roman" w:hAnsi="Times New Roman"/>
-          <w:szCs w:val="28"/>
-          <w:lang w:val="en-US"/>
-        </w:rPr>
-        <w:t>mark</w:t>
-      </w:r>
-      <w:r>
-        <w:rPr>
-          <w:rFonts w:ascii="Times New Roman" w:hAnsi="Times New Roman"/>
-          <w:szCs w:val="28"/>
-        </w:rPr>
-        <w:t>}}</w:t>
-      </w:r>
-      <w:r>
-        <w:rPr>
-          <w:rFonts w:ascii="Times New Roman" w:hAnsi="Times New Roman"/>
-          <w:szCs w:val="28"/>
-        </w:rPr>
-        <w:t>.</w:t>
-      </w:r>
-    </w:p>
-    <w:bookmarkEnd w:id="2"/>
     <w:p>
       <w:pPr>
         <w:tabs>
@@ -1282,24 +1444,12 @@
           <w:szCs w:val="28"/>
         </w:rPr>
       </w:pPr>
-    </w:p>
-    <w:p>
-      <w:pPr>
-        <w:tabs>
-          <w:tab w:val="left" w:pos="3140"/>
-        </w:tabs>
-        <w:jc w:val="both"/>
-        <w:rPr>
-          <w:rFonts w:ascii="Times New Roman" w:hAnsi="Times New Roman"/>
-          <w:szCs w:val="28"/>
-        </w:rPr>
-      </w:pPr>
-      <w:r>
-        <w:rPr>
-          <w:rFonts w:ascii="Times New Roman" w:hAnsi="Times New Roman"/>
-          <w:szCs w:val="28"/>
-        </w:rPr>
-        <w:t>Председатель ГЭК</w:t>
+      <w:r>
+        <w:rPr>
+          <w:rFonts w:ascii="Times New Roman" w:hAnsi="Times New Roman"/>
+          <w:szCs w:val="28"/>
+        </w:rPr>
+        <w:t>Секретарь ГЭК</w:t>
       </w:r>
       <w:r>
         <w:rPr>
@@ -1308,131 +1458,12 @@
         </w:rPr>
         <w:tab/>
       </w:r>
-      <w:bookmarkStart w:id="3" w:name="_Hlk219581863"/>
-      <w:bookmarkStart w:id="4" w:name="_Hlk219581840"/>
       <w:r>
         <w:rPr>
           <w:rFonts w:ascii="Times New Roman" w:hAnsi="Times New Roman"/>
           <w:szCs w:val="28"/>
         </w:rPr>
         <w:t>_________________</w:t>
-      </w:r>
-      <w:bookmarkEnd w:id="3"/>
-      <w:r>
-        <w:rPr>
-          <w:rFonts w:ascii="Times New Roman" w:hAnsi="Times New Roman"/>
-          <w:szCs w:val="28"/>
-        </w:rPr>
-        <w:t xml:space="preserve"> </w:t>
-      </w:r>
-      <w:bookmarkEnd w:id="4"/>
-      <w:r>
-        <w:rPr>
-          <w:rFonts w:ascii="Times New Roman" w:hAnsi="Times New Roman"/>
-          <w:szCs w:val="28"/>
-        </w:rPr>
-        <w:t>{{</w:t>
-      </w:r>
-      <w:r>
-        <w:rPr>
-          <w:rFonts w:ascii="Times New Roman" w:hAnsi="Times New Roman"/>
-          <w:szCs w:val="28"/>
-          <w:lang w:val="en-US"/>
-        </w:rPr>
-        <w:t>chair</w:t>
-      </w:r>
-      <w:r>
-        <w:rPr>
-          <w:rFonts w:ascii="Times New Roman" w:hAnsi="Times New Roman"/>
-          <w:szCs w:val="28"/>
-          <w:lang w:val="en-US"/>
-        </w:rPr>
-        <w:t>man</w:t>
-      </w:r>
-      <w:r>
-        <w:rPr>
-          <w:rFonts w:ascii="Times New Roman" w:hAnsi="Times New Roman"/>
-          <w:szCs w:val="28"/>
-        </w:rPr>
-        <w:t>_</w:t>
-      </w:r>
-      <w:r>
-        <w:rPr>
-          <w:rFonts w:ascii="Times New Roman" w:hAnsi="Times New Roman"/>
-          <w:szCs w:val="28"/>
-        </w:rPr>
-        <w:t>1</w:t>
-      </w:r>
-      <w:r>
-        <w:rPr>
-          <w:rFonts w:ascii="Times New Roman" w:hAnsi="Times New Roman"/>
-          <w:szCs w:val="28"/>
-        </w:rPr>
-        <w:t>}}</w:t>
-      </w:r>
-    </w:p>
-    <w:p>
-      <w:pPr>
-        <w:tabs>
-          <w:tab w:val="left" w:pos="3140"/>
-        </w:tabs>
-        <w:jc w:val="both"/>
-        <w:rPr>
-          <w:rFonts w:ascii="Times New Roman" w:hAnsi="Times New Roman"/>
-          <w:szCs w:val="28"/>
-        </w:rPr>
-      </w:pPr>
-    </w:p>
-    <w:p>
-      <w:pPr>
-        <w:tabs>
-          <w:tab w:val="left" w:pos="3140"/>
-        </w:tabs>
-        <w:jc w:val="both"/>
-        <w:rPr>
-          <w:rFonts w:ascii="Times New Roman" w:hAnsi="Times New Roman"/>
-          <w:szCs w:val="28"/>
-        </w:rPr>
-      </w:pPr>
-    </w:p>
-    <w:p>
-      <w:pPr>
-        <w:tabs>
-          <w:tab w:val="left" w:pos="3140"/>
-        </w:tabs>
-        <w:jc w:val="both"/>
-        <w:rPr>
-          <w:rFonts w:ascii="Times New Roman" w:hAnsi="Times New Roman"/>
-          <w:szCs w:val="28"/>
-        </w:rPr>
-      </w:pPr>
-      <w:r>
-        <w:rPr>
-          <w:rFonts w:ascii="Times New Roman" w:hAnsi="Times New Roman"/>
-          <w:szCs w:val="28"/>
-        </w:rPr>
-        <w:t>Секретарь ГЭК</w:t>
-      </w:r>
-      <w:r>
-        <w:rPr>
-          <w:rFonts w:ascii="Times New Roman" w:hAnsi="Times New Roman"/>
-          <w:szCs w:val="28"/>
-        </w:rPr>
-        <w:tab/>
-      </w:r>
-      <w:r>
-        <w:rPr>
-          <w:rFonts w:ascii="Times New Roman" w:hAnsi="Times New Roman"/>
-          <w:szCs w:val="28"/>
-        </w:rPr>
-        <w:t>_________________</w:t>
-      </w:r>
-      <w:r>
-        <w:rPr>
-          <w:rFonts w:ascii="Times New Roman" w:hAnsi="Times New Roman"/>
-          <w:szCs w:val="28"/>
-        </w:rPr>
-        <w:t xml:space="preserve"> </w:t>
       </w:r>
       <w:r>
         <w:rPr>
@@ -7311,7 +7342,7 @@
 </file>
 
 <file path=customXml/itemProps1.xml><?xml version="1.0" encoding="utf-8"?>
-<ds:datastoreItem xmlns:ds="http://schemas.openxmlformats.org/officeDocument/2006/customXml" ds:itemID="{915D79FE-16B3-4315-AD35-7D32D057284D}">
+<ds:datastoreItem xmlns:ds="http://schemas.openxmlformats.org/officeDocument/2006/customXml" ds:itemID="{69C3C872-CF17-4A33-91CE-BEF848E241F0}">
   <ds:schemaRefs>
     <ds:schemaRef ds:uri="http://schemas.openxmlformats.org/officeDocument/2006/bibliography"/>
   </ds:schemaRefs>

--- a/templates/шаблон_протокола_гос_экз_тест.docx
+++ b/templates/шаблон_протокола_гос_экз_тест.docx
@@ -430,8 +430,8 @@
       </w:tblPr>
       <w:tblGrid>
         <w:gridCol w:w="2689"/>
-        <w:gridCol w:w="3918"/>
-        <w:gridCol w:w="3304"/>
+        <w:gridCol w:w="2268"/>
+        <w:gridCol w:w="4954"/>
       </w:tblGrid>
       <w:tr>
         <w:tc>
@@ -457,7 +457,7 @@
         </w:tc>
         <w:tc>
           <w:tcPr>
-            <w:tcW w:w="3918" w:type="dxa"/>
+            <w:tcW w:w="2268" w:type="dxa"/>
           </w:tcPr>
           <w:p>
             <w:pPr>
@@ -493,7 +493,7 @@
         </w:tc>
         <w:tc>
           <w:tcPr>
-            <w:tcW w:w="3304" w:type="dxa"/>
+            <w:tcW w:w="4954" w:type="dxa"/>
           </w:tcPr>
           <w:p>
             <w:pPr>
@@ -551,7 +551,7 @@
         </w:tc>
         <w:tc>
           <w:tcPr>
-            <w:tcW w:w="3918" w:type="dxa"/>
+            <w:tcW w:w="2268" w:type="dxa"/>
           </w:tcPr>
           <w:p>
             <w:pPr>
@@ -590,7 +590,7 @@
         </w:tc>
         <w:tc>
           <w:tcPr>
-            <w:tcW w:w="3304" w:type="dxa"/>
+            <w:tcW w:w="4954" w:type="dxa"/>
           </w:tcPr>
           <w:p>
             <w:pPr>
@@ -628,7 +628,7 @@
         </w:tc>
         <w:tc>
           <w:tcPr>
-            <w:tcW w:w="3918" w:type="dxa"/>
+            <w:tcW w:w="2268" w:type="dxa"/>
           </w:tcPr>
           <w:p>
             <w:pPr>
@@ -661,7 +661,7 @@
         </w:tc>
         <w:tc>
           <w:tcPr>
-            <w:tcW w:w="3304" w:type="dxa"/>
+            <w:tcW w:w="4954" w:type="dxa"/>
           </w:tcPr>
           <w:p>
             <w:pPr>
@@ -714,7 +714,7 @@
         </w:tc>
         <w:tc>
           <w:tcPr>
-            <w:tcW w:w="3918" w:type="dxa"/>
+            <w:tcW w:w="2268" w:type="dxa"/>
           </w:tcPr>
           <w:p>
             <w:pPr>
@@ -747,7 +747,7 @@
         </w:tc>
         <w:tc>
           <w:tcPr>
-            <w:tcW w:w="3304" w:type="dxa"/>
+            <w:tcW w:w="4954" w:type="dxa"/>
           </w:tcPr>
           <w:p>
             <w:pPr>
@@ -800,7 +800,7 @@
         </w:tc>
         <w:tc>
           <w:tcPr>
-            <w:tcW w:w="3918" w:type="dxa"/>
+            <w:tcW w:w="2268" w:type="dxa"/>
           </w:tcPr>
           <w:p>
             <w:pPr>
@@ -833,7 +833,7 @@
         </w:tc>
         <w:tc>
           <w:tcPr>
-            <w:tcW w:w="3304" w:type="dxa"/>
+            <w:tcW w:w="4954" w:type="dxa"/>
           </w:tcPr>
           <w:p>
             <w:pPr>
@@ -1077,27 +1077,14 @@
         </w:rPr>
         <w:t xml:space="preserve"> </w:t>
       </w:r>
-      <w:r>
-        <w:rPr>
-          <w:rFonts w:ascii="Times New Roman" w:hAnsi="Times New Roman"/>
-          <w:szCs w:val="28"/>
-        </w:rPr>
-        <w:t>{{</w:t>
-      </w:r>
-      <w:r>
-        <w:rPr>
-          <w:rFonts w:ascii="Times New Roman" w:hAnsi="Times New Roman"/>
-          <w:szCs w:val="28"/>
-          <w:lang w:val="en-US"/>
-        </w:rPr>
-        <w:t>property</w:t>
-      </w:r>
-      <w:r>
-        <w:rPr>
-          <w:rFonts w:ascii="Times New Roman" w:hAnsi="Times New Roman"/>
-          <w:szCs w:val="28"/>
-        </w:rPr>
-        <w:t>}}</w:t>
+      <w:bookmarkStart w:id="2" w:name="_GoBack"/>
+      <w:bookmarkEnd w:id="2"/>
+      <w:r>
+        <w:rPr>
+          <w:rFonts w:ascii="Times New Roman" w:hAnsi="Times New Roman"/>
+          <w:szCs w:val="28"/>
+        </w:rPr>
+        <w:t>В качестве результатов ГЭ были зачтены результаты полученные обучающимся при прохождении тестирования федерального интернет-экзамена для выпускника бакалавриата</w:t>
       </w:r>
       <w:r>
         <w:rPr>
@@ -1175,8 +1162,6 @@
         </w:rPr>
         <w:t>{{</w:t>
       </w:r>
-      <w:bookmarkStart w:id="2" w:name="_GoBack"/>
-      <w:bookmarkEnd w:id="2"/>
       <w:r>
         <w:rPr>
           <w:rFonts w:ascii="Times New Roman" w:hAnsi="Times New Roman"/>
@@ -1288,34 +1273,33 @@
         </w:rPr>
         <w:t>.</w:t>
       </w:r>
+    </w:p>
+    <w:bookmarkEnd w:id="1"/>
+    <w:p>
+      <w:pPr>
+        <w:tabs>
+          <w:tab w:val="left" w:pos="3140"/>
+        </w:tabs>
+        <w:jc w:val="both"/>
+        <w:rPr>
+          <w:rFonts w:ascii="Times New Roman" w:hAnsi="Times New Roman"/>
+          <w:szCs w:val="28"/>
+          <w:highlight w:val="green"/>
+        </w:rPr>
+      </w:pPr>
     </w:p>
     <w:p>
       <w:pPr>
         <w:tabs>
-          <w:tab w:val="left" w:pos="1560"/>
+          <w:tab w:val="left" w:pos="3140"/>
         </w:tabs>
         <w:jc w:val="both"/>
         <w:rPr>
           <w:rFonts w:ascii="Times New Roman" w:hAnsi="Times New Roman"/>
           <w:szCs w:val="28"/>
-          <w:highlight w:val="green"/>
         </w:rPr>
       </w:pPr>
     </w:p>
-    <w:p>
-      <w:pPr>
-        <w:tabs>
-          <w:tab w:val="left" w:pos="1560"/>
-        </w:tabs>
-        <w:jc w:val="both"/>
-        <w:rPr>
-          <w:rFonts w:ascii="Times New Roman" w:hAnsi="Times New Roman"/>
-          <w:szCs w:val="28"/>
-          <w:highlight w:val="green"/>
-        </w:rPr>
-      </w:pPr>
-    </w:p>
-    <w:bookmarkEnd w:id="1"/>
     <w:p>
       <w:pPr>
         <w:tabs>
@@ -7342,7 +7326,7 @@
 </file>
 
 <file path=customXml/itemProps1.xml><?xml version="1.0" encoding="utf-8"?>
-<ds:datastoreItem xmlns:ds="http://schemas.openxmlformats.org/officeDocument/2006/customXml" ds:itemID="{69C3C872-CF17-4A33-91CE-BEF848E241F0}">
+<ds:datastoreItem xmlns:ds="http://schemas.openxmlformats.org/officeDocument/2006/customXml" ds:itemID="{C0AC656E-5A05-4EA4-91B7-F7A2C08E2330}">
   <ds:schemaRefs>
     <ds:schemaRef ds:uri="http://schemas.openxmlformats.org/officeDocument/2006/bibliography"/>
   </ds:schemaRefs>

--- a/templates/шаблон_протокола_гос_экз_тест.docx
+++ b/templates/шаблон_протокола_гос_экз_тест.docx
@@ -157,12 +157,22 @@
     </w:p>
     <w:p>
       <w:pPr>
+        <w:tabs>
+          <w:tab w:val="left" w:pos="7050"/>
+        </w:tabs>
         <w:ind w:left="6663"/>
         <w:rPr>
           <w:rFonts w:ascii="Times New Roman" w:hAnsi="Times New Roman"/>
           <w:sz w:val="24"/>
         </w:rPr>
       </w:pPr>
+      <w:r>
+        <w:rPr>
+          <w:rFonts w:ascii="Times New Roman" w:hAnsi="Times New Roman"/>
+          <w:sz w:val="24"/>
+        </w:rPr>
+        <w:tab/>
+      </w:r>
     </w:p>
     <w:p>
       <w:pPr>
@@ -425,12 +435,12 @@
     <w:tbl>
       <w:tblPr>
         <w:tblStyle w:val="af0"/>
-        <w:tblW w:w="0" w:type="auto"/>
+        <w:tblW w:w="10147" w:type="dxa"/>
         <w:tblLook w:val="04A0" w:firstRow="1" w:lastRow="0" w:firstColumn="1" w:lastColumn="0" w:noHBand="0" w:noVBand="1"/>
       </w:tblPr>
       <w:tblGrid>
         <w:gridCol w:w="2689"/>
-        <w:gridCol w:w="2268"/>
+        <w:gridCol w:w="2504"/>
         <w:gridCol w:w="4954"/>
       </w:tblGrid>
       <w:tr>
@@ -457,7 +467,7 @@
         </w:tc>
         <w:tc>
           <w:tcPr>
-            <w:tcW w:w="2268" w:type="dxa"/>
+            <w:tcW w:w="2504" w:type="dxa"/>
           </w:tcPr>
           <w:p>
             <w:pPr>
@@ -551,7 +561,7 @@
         </w:tc>
         <w:tc>
           <w:tcPr>
-            <w:tcW w:w="2268" w:type="dxa"/>
+            <w:tcW w:w="2504" w:type="dxa"/>
           </w:tcPr>
           <w:p>
             <w:pPr>
@@ -607,6 +617,8 @@
               </w:rPr>
               <w:t>{{position_1}}</w:t>
             </w:r>
+            <w:bookmarkStart w:id="0" w:name="_GoBack"/>
+            <w:bookmarkEnd w:id="0"/>
           </w:p>
         </w:tc>
       </w:tr>
@@ -628,7 +640,7 @@
         </w:tc>
         <w:tc>
           <w:tcPr>
-            <w:tcW w:w="2268" w:type="dxa"/>
+            <w:tcW w:w="2504" w:type="dxa"/>
           </w:tcPr>
           <w:p>
             <w:pPr>
@@ -714,7 +726,7 @@
         </w:tc>
         <w:tc>
           <w:tcPr>
-            <w:tcW w:w="2268" w:type="dxa"/>
+            <w:tcW w:w="2504" w:type="dxa"/>
           </w:tcPr>
           <w:p>
             <w:pPr>
@@ -800,7 +812,7 @@
         </w:tc>
         <w:tc>
           <w:tcPr>
-            <w:tcW w:w="2268" w:type="dxa"/>
+            <w:tcW w:w="2504" w:type="dxa"/>
           </w:tcPr>
           <w:p>
             <w:pPr>
@@ -995,7 +1007,7 @@
           <w:szCs w:val="28"/>
         </w:rPr>
       </w:pPr>
-      <w:bookmarkStart w:id="0" w:name="_Hlk218903395"/>
+      <w:bookmarkStart w:id="1" w:name="_Hlk218903395"/>
       <w:r>
         <w:rPr>
           <w:rFonts w:ascii="Times New Roman" w:hAnsi="Times New Roman"/>
@@ -1034,7 +1046,7 @@
         <w:t>}}</w:t>
       </w:r>
     </w:p>
-    <w:bookmarkEnd w:id="0"/>
+    <w:bookmarkEnd w:id="1"/>
     <w:p>
       <w:pPr>
         <w:tabs>
@@ -1055,7 +1067,7 @@
           <w:szCs w:val="28"/>
         </w:rPr>
       </w:pPr>
-      <w:bookmarkStart w:id="1" w:name="_Hlk125654434"/>
+      <w:bookmarkStart w:id="2" w:name="_Hlk125654434"/>
       <w:r>
         <w:rPr>
           <w:rFonts w:ascii="Times New Roman" w:hAnsi="Times New Roman"/>
@@ -1077,8 +1089,6 @@
         </w:rPr>
         <w:t xml:space="preserve"> </w:t>
       </w:r>
-      <w:bookmarkStart w:id="2" w:name="_GoBack"/>
-      <w:bookmarkEnd w:id="2"/>
       <w:r>
         <w:rPr>
           <w:rFonts w:ascii="Times New Roman" w:hAnsi="Times New Roman"/>
@@ -1274,7 +1284,7 @@
         <w:t>.</w:t>
       </w:r>
     </w:p>
-    <w:bookmarkEnd w:id="1"/>
+    <w:bookmarkEnd w:id="2"/>
     <w:p>
       <w:pPr>
         <w:tabs>
@@ -7326,7 +7336,7 @@
 </file>
 
 <file path=customXml/itemProps1.xml><?xml version="1.0" encoding="utf-8"?>
-<ds:datastoreItem xmlns:ds="http://schemas.openxmlformats.org/officeDocument/2006/customXml" ds:itemID="{C0AC656E-5A05-4EA4-91B7-F7A2C08E2330}">
+<ds:datastoreItem xmlns:ds="http://schemas.openxmlformats.org/officeDocument/2006/customXml" ds:itemID="{BD52CE2A-8CE8-4310-A4DE-0E6938894432}">
   <ds:schemaRefs>
     <ds:schemaRef ds:uri="http://schemas.openxmlformats.org/officeDocument/2006/bibliography"/>
   </ds:schemaRefs>

--- a/templates/шаблон_протокола_гос_экз_тест.docx
+++ b/templates/шаблон_протокола_гос_экз_тест.docx
@@ -373,6 +373,13 @@
           <w:szCs w:val="28"/>
         </w:rPr>
         <w:t>}}</w:t>
+      </w:r>
+      <w:r>
+        <w:rPr>
+          <w:rFonts w:ascii="Times New Roman" w:hAnsi="Times New Roman"/>
+          <w:szCs w:val="28"/>
+        </w:rPr>
+        <w:t xml:space="preserve"> г</w:t>
       </w:r>
       <w:r>
         <w:rPr>
@@ -617,8 +624,6 @@
               </w:rPr>
               <w:t>{{position_1}}</w:t>
             </w:r>
-            <w:bookmarkStart w:id="0" w:name="_GoBack"/>
-            <w:bookmarkEnd w:id="0"/>
           </w:p>
         </w:tc>
       </w:tr>
@@ -1007,7 +1012,7 @@
           <w:szCs w:val="28"/>
         </w:rPr>
       </w:pPr>
-      <w:bookmarkStart w:id="1" w:name="_Hlk218903395"/>
+      <w:bookmarkStart w:id="0" w:name="_Hlk218903395"/>
       <w:r>
         <w:rPr>
           <w:rFonts w:ascii="Times New Roman" w:hAnsi="Times New Roman"/>
@@ -1046,7 +1051,7 @@
         <w:t>}}</w:t>
       </w:r>
     </w:p>
-    <w:bookmarkEnd w:id="1"/>
+    <w:bookmarkEnd w:id="0"/>
     <w:p>
       <w:pPr>
         <w:tabs>
@@ -1067,7 +1072,7 @@
           <w:szCs w:val="28"/>
         </w:rPr>
       </w:pPr>
-      <w:bookmarkStart w:id="2" w:name="_Hlk125654434"/>
+      <w:bookmarkStart w:id="1" w:name="_Hlk125654434"/>
       <w:r>
         <w:rPr>
           <w:rFonts w:ascii="Times New Roman" w:hAnsi="Times New Roman"/>
@@ -1284,7 +1289,7 @@
         <w:t>.</w:t>
       </w:r>
     </w:p>
-    <w:bookmarkEnd w:id="2"/>
+    <w:bookmarkEnd w:id="1"/>
     <w:p>
       <w:pPr>
         <w:tabs>
@@ -1294,7 +1299,6 @@
         <w:rPr>
           <w:rFonts w:ascii="Times New Roman" w:hAnsi="Times New Roman"/>
           <w:szCs w:val="28"/>
-          <w:highlight w:val="green"/>
         </w:rPr>
       </w:pPr>
     </w:p>
@@ -1309,18 +1313,8 @@
           <w:szCs w:val="28"/>
         </w:rPr>
       </w:pPr>
-    </w:p>
-    <w:p>
-      <w:pPr>
-        <w:tabs>
-          <w:tab w:val="left" w:pos="3140"/>
-        </w:tabs>
-        <w:jc w:val="both"/>
-        <w:rPr>
-          <w:rFonts w:ascii="Times New Roman" w:hAnsi="Times New Roman"/>
-          <w:szCs w:val="28"/>
-        </w:rPr>
-      </w:pPr>
+      <w:bookmarkStart w:id="2" w:name="_GoBack"/>
+      <w:bookmarkEnd w:id="2"/>
     </w:p>
     <w:p>
       <w:pPr>
@@ -6856,7 +6850,6 @@
     <w:name w:val="header"/>
     <w:basedOn w:val="a"/>
     <w:link w:val="aa"/>
-    <w:semiHidden/>
     <w:unhideWhenUsed/>
     <w:rsid w:val="00693750"/>
     <w:pPr>
@@ -6870,7 +6863,6 @@
     <w:name w:val="Верхний колонтитул Знак"/>
     <w:basedOn w:val="a0"/>
     <w:link w:val="a9"/>
-    <w:semiHidden/>
     <w:rsid w:val="00693750"/>
     <w:rPr>
       <w:rFonts w:ascii="Antiqua" w:hAnsi="Antiqua"/>
@@ -6882,7 +6874,6 @@
     <w:name w:val="footer"/>
     <w:basedOn w:val="a"/>
     <w:link w:val="ac"/>
-    <w:semiHidden/>
     <w:unhideWhenUsed/>
     <w:rsid w:val="00693750"/>
     <w:pPr>
@@ -6896,7 +6887,6 @@
     <w:name w:val="Нижний колонтитул Знак"/>
     <w:basedOn w:val="a0"/>
     <w:link w:val="ab"/>
-    <w:semiHidden/>
     <w:rsid w:val="00693750"/>
     <w:rPr>
       <w:rFonts w:ascii="Antiqua" w:hAnsi="Antiqua"/>
@@ -7336,7 +7326,7 @@
 </file>
 
 <file path=customXml/itemProps1.xml><?xml version="1.0" encoding="utf-8"?>
-<ds:datastoreItem xmlns:ds="http://schemas.openxmlformats.org/officeDocument/2006/customXml" ds:itemID="{BD52CE2A-8CE8-4310-A4DE-0E6938894432}">
+<ds:datastoreItem xmlns:ds="http://schemas.openxmlformats.org/officeDocument/2006/customXml" ds:itemID="{9E0520B1-D5F0-49FA-99B6-7CB524A8E576}">
   <ds:schemaRefs>
     <ds:schemaRef ds:uri="http://schemas.openxmlformats.org/officeDocument/2006/bibliography"/>
   </ds:schemaRefs>

--- a/templates/шаблон_протокола_гос_экз_тест.docx
+++ b/templates/шаблон_протокола_гос_экз_тест.docx
@@ -595,14 +595,8 @@
               </w:rPr>
               <w:t xml:space="preserve">                                 </w:t>
             </w:r>
-          </w:p>
-          <w:p>
-            <w:pPr>
-              <w:rPr>
-                <w:rFonts w:ascii="Times New Roman" w:hAnsi="Times New Roman"/>
-                <w:szCs w:val="28"/>
-              </w:rPr>
-            </w:pPr>
+            <w:bookmarkStart w:id="0" w:name="_GoBack"/>
+            <w:bookmarkEnd w:id="0"/>
           </w:p>
         </w:tc>
         <w:tc>
@@ -1012,7 +1006,7 @@
           <w:szCs w:val="28"/>
         </w:rPr>
       </w:pPr>
-      <w:bookmarkStart w:id="0" w:name="_Hlk218903395"/>
+      <w:bookmarkStart w:id="1" w:name="_Hlk218903395"/>
       <w:r>
         <w:rPr>
           <w:rFonts w:ascii="Times New Roman" w:hAnsi="Times New Roman"/>
@@ -1051,7 +1045,7 @@
         <w:t>}}</w:t>
       </w:r>
     </w:p>
-    <w:bookmarkEnd w:id="0"/>
+    <w:bookmarkEnd w:id="1"/>
     <w:p>
       <w:pPr>
         <w:tabs>
@@ -1072,7 +1066,7 @@
           <w:szCs w:val="28"/>
         </w:rPr>
       </w:pPr>
-      <w:bookmarkStart w:id="1" w:name="_Hlk125654434"/>
+      <w:bookmarkStart w:id="2" w:name="_Hlk125654434"/>
       <w:r>
         <w:rPr>
           <w:rFonts w:ascii="Times New Roman" w:hAnsi="Times New Roman"/>
@@ -1289,7 +1283,7 @@
         <w:t>.</w:t>
       </w:r>
     </w:p>
-    <w:bookmarkEnd w:id="1"/>
+    <w:bookmarkEnd w:id="2"/>
     <w:p>
       <w:pPr>
         <w:tabs>
@@ -1313,8 +1307,6 @@
           <w:szCs w:val="28"/>
         </w:rPr>
       </w:pPr>
-      <w:bookmarkStart w:id="2" w:name="_GoBack"/>
-      <w:bookmarkEnd w:id="2"/>
     </w:p>
     <w:p>
       <w:pPr>
@@ -1437,6 +1429,7 @@
           <w:rFonts w:ascii="Times New Roman" w:hAnsi="Times New Roman"/>
           <w:szCs w:val="28"/>
         </w:rPr>
+        <w:lastRenderedPageBreak/>
         <w:t>Секретарь ГЭК</w:t>
       </w:r>
       <w:r>
@@ -7326,7 +7319,7 @@
 </file>
 
 <file path=customXml/itemProps1.xml><?xml version="1.0" encoding="utf-8"?>
-<ds:datastoreItem xmlns:ds="http://schemas.openxmlformats.org/officeDocument/2006/customXml" ds:itemID="{9E0520B1-D5F0-49FA-99B6-7CB524A8E576}">
+<ds:datastoreItem xmlns:ds="http://schemas.openxmlformats.org/officeDocument/2006/customXml" ds:itemID="{26E04407-EF8B-466D-B9BB-4D9F98E26A46}">
   <ds:schemaRefs>
     <ds:schemaRef ds:uri="http://schemas.openxmlformats.org/officeDocument/2006/bibliography"/>
   </ds:schemaRefs>
